--- a/protokol-k-projektu-DF.docx
+++ b/protokol-k-projektu-DF.docx
@@ -1009,15 +1009,7 @@
     </w:p>
     <w:p>
       <w:r>
-        <w:t xml:space="preserve">Myslete např. na návštěvnost, tržby, místo ve výsledcích </w:t>
-      </w:r>
-      <w:proofErr w:type="gramStart"/>
-      <w:r>
-        <w:t>vyhledávačů,</w:t>
-      </w:r>
-      <w:proofErr w:type="gramEnd"/>
-      <w:r>
-        <w:t xml:space="preserve"> apod.</w:t>
+        <w:t>Myslete např. na návštěvnost, tržby, místo ve výsledcích vyhledávačů, apod.</w:t>
       </w:r>
     </w:p>
     <w:p>
@@ -1250,60 +1242,57 @@
         </w:pBdr>
       </w:pPr>
       <w:r>
-        <w:t xml:space="preserve">Web kombinuje strukturovaný text (polední menu po dnech, ceníky pokrmů), navigační podmenu s kategoriemi (sushi sety, </w:t>
+        <w:t xml:space="preserve">Fotografie pokrmů byly čerpány z bezplatné fotobanky </w:t>
       </w:r>
       <w:proofErr w:type="spellStart"/>
       <w:r>
-        <w:t>sashimi</w:t>
+        <w:t>Pixabay</w:t>
       </w:r>
       <w:proofErr w:type="spellEnd"/>
       <w:r>
-        <w:t xml:space="preserve">, </w:t>
+        <w:t xml:space="preserve"> (pixabay.com). </w:t>
+      </w:r>
+    </w:p>
+    <w:p>
+      <w:pPr>
+        <w:pBdr>
+          <w:top w:val="single" w:sz="4" w:space="1" w:color="auto"/>
+          <w:left w:val="single" w:sz="4" w:space="4" w:color="auto"/>
+          <w:bottom w:val="single" w:sz="4" w:space="1" w:color="auto"/>
+          <w:right w:val="single" w:sz="4" w:space="4" w:color="auto"/>
+        </w:pBdr>
+      </w:pPr>
+      <w:r>
+        <w:t>Texty jídelního lístku vznikly kombinací inspirace reálnými japonskými restauracemi v ČR a úpravou pomocí nástrojů generativní AI.</w:t>
+      </w:r>
+    </w:p>
+    <w:p>
+      <w:pPr>
+        <w:pBdr>
+          <w:top w:val="single" w:sz="4" w:space="1" w:color="auto"/>
+          <w:left w:val="single" w:sz="4" w:space="4" w:color="auto"/>
+          <w:bottom w:val="single" w:sz="4" w:space="1" w:color="auto"/>
+          <w:right w:val="single" w:sz="4" w:space="4" w:color="auto"/>
+        </w:pBdr>
+      </w:pPr>
+      <w:r>
+        <w:t xml:space="preserve">Fonty Roboto a </w:t>
       </w:r>
       <w:proofErr w:type="spellStart"/>
       <w:r>
-        <w:t>nigirizushi</w:t>
+        <w:t>Quicksand</w:t>
       </w:r>
       <w:proofErr w:type="spellEnd"/>
       <w:r>
-        <w:t xml:space="preserve">, </w:t>
+        <w:t xml:space="preserve"> pocházejí z Google </w:t>
       </w:r>
       <w:proofErr w:type="spellStart"/>
       <w:r>
-        <w:t>uramaki</w:t>
+        <w:t>Fonts</w:t>
       </w:r>
       <w:proofErr w:type="spellEnd"/>
       <w:r>
-        <w:t xml:space="preserve">, </w:t>
-      </w:r>
-      <w:proofErr w:type="spellStart"/>
-      <w:r>
-        <w:t>hosomaki</w:t>
-      </w:r>
-      <w:proofErr w:type="spellEnd"/>
-      <w:r>
-        <w:t xml:space="preserve">, </w:t>
-      </w:r>
-      <w:proofErr w:type="spellStart"/>
-      <w:r>
-        <w:t>tempura</w:t>
-      </w:r>
-      <w:proofErr w:type="spellEnd"/>
-      <w:r>
-        <w:t xml:space="preserve">, teplé a nealkoholické nápoje, pivo) a fotografickou galerii ve </w:t>
-      </w:r>
-      <w:proofErr w:type="gramStart"/>
-      <w:r>
-        <w:t>formátu .</w:t>
-      </w:r>
-      <w:proofErr w:type="spellStart"/>
-      <w:r>
-        <w:t>webp</w:t>
-      </w:r>
-      <w:proofErr w:type="spellEnd"/>
-      <w:proofErr w:type="gramEnd"/>
-      <w:r>
-        <w:t>.</w:t>
+        <w:t xml:space="preserve"> (fonts.google.com)</w:t>
       </w:r>
     </w:p>
     <w:p>
@@ -3316,21 +3305,7 @@
         <w:rPr>
           <w:rFonts w:ascii="Consolas" w:hAnsi="Consolas"/>
         </w:rPr>
-        <w:t xml:space="preserve"> </w:t>
-      </w:r>
-      <w:proofErr w:type="spellStart"/>
-      <w:r>
-        <w:rPr>
-          <w:rFonts w:ascii="Consolas" w:hAnsi="Consolas"/>
-        </w:rPr>
-        <w:t>error</w:t>
-      </w:r>
-      <w:proofErr w:type="spellEnd"/>
-      <w:r>
-        <w:rPr>
-          <w:rFonts w:ascii="Consolas" w:hAnsi="Consolas"/>
-        </w:rPr>
-        <w:t xml:space="preserve"> nebo upozornění</w:t>
+        <w:t xml:space="preserve"> error nebo upozornění</w:t>
       </w:r>
     </w:p>
     <w:p>
